--- a/policies/build/masters_hco/HCO.COP.17_v2_master.docx
+++ b/policies/build/masters_hco/HCO.COP.17_v2_master.docx
@@ -761,7 +761,7 @@
           <w:sz w:val="22"/>
           <w:szCs w:val="22"/>
         </w:rPr>
-        <w:t xml:space="preserve">Boundaries: do not copy SHCO COP wording. Do not overwrite AAC policies. Spell out abbreviations on first use in training materials.</w:t>
+        <w:t xml:space="preserve">Boundaries: do not overwrite HCO AAC policies. Spell out abbreviations on first use in training materials.</w:t>
       </w:r>
     </w:p>
     <w:p>
@@ -851,7 +851,7 @@
           <w:sz w:val="22"/>
           <w:szCs w:val="22"/>
         </w:rPr>
-        <w:t xml:space="preserve">4. Do not skip: Pain alleviation measures or medications are initiated and titrated according to the patient’s need and res...</w:t>
+        <w:t xml:space="preserve">4. Do not skip: Pain alleviation measures or medications are initiated and titrated according to the patient’s need and...</w:t>
       </w:r>
     </w:p>
     <w:p>
@@ -947,7 +947,7 @@
         <w:spacing w:after="100" w:before="220"/>
       </w:pPr>
       <w:r>
-        <w:t xml:space="preserve">5.3 Patients with pain undergo detailed assessment and periodic re- asses..</w:t>
+        <w:t xml:space="preserve">5.3 Patients with pain undergo detailed assessment and periodic re-..</w:t>
       </w:r>
     </w:p>
     <w:p>
@@ -980,7 +980,7 @@
         <w:spacing w:after="100" w:before="220"/>
       </w:pPr>
       <w:r>
-        <w:t xml:space="preserve">5.4 Pain alleviation measures or medications are initiated and titrated a..</w:t>
+        <w:t xml:space="preserve">5.4 Pain alleviation measures or medications are initiated and titrated..</w:t>
       </w:r>
     </w:p>
     <w:p>
@@ -1014,6 +1014,20 @@
       </w:pPr>
       <w:r>
         <w:t xml:space="preserve">6. Governance and responsibility</w:t>
+      </w:r>
+    </w:p>
+    <w:p>
+      <w:pPr>
+        <w:spacing w:after="20" w:before="100"/>
+      </w:pPr>
+      <w:r>
+        <w:rPr>
+          <w:b/>
+          <w:bCs/>
+          <w:sz w:val="22"/>
+          <w:szCs w:val="22"/>
+        </w:rPr>
+        <w:t xml:space="preserve">Medical Superintendent</w:t>
       </w:r>
     </w:p>
     <w:p>
@@ -1030,7 +1044,21 @@
           <w:sz w:val="22"/>
           <w:szCs w:val="22"/>
         </w:rPr>
-        <w:t xml:space="preserve">Medical Superintendent</w:t>
+        <w:t xml:space="preserve">Accountable that COP.17 is resourced and followed.</w:t>
+      </w:r>
+    </w:p>
+    <w:p>
+      <w:pPr>
+        <w:spacing w:after="20" w:before="100"/>
+      </w:pPr>
+      <w:r>
+        <w:rPr>
+          <w:b/>
+          <w:bCs/>
+          <w:sz w:val="22"/>
+          <w:szCs w:val="22"/>
+        </w:rPr>
+        <w:t xml:space="preserve">Pain Management Lead</w:t>
       </w:r>
     </w:p>
     <w:p>
@@ -1047,7 +1075,21 @@
           <w:sz w:val="22"/>
           <w:szCs w:val="22"/>
         </w:rPr>
-        <w:t xml:space="preserve">Accountable that COP.17 is resourced and followed.</w:t>
+        <w:t xml:space="preserve">Owns day-to-day implementation and records for this standard.</w:t>
+      </w:r>
+    </w:p>
+    <w:p>
+      <w:pPr>
+        <w:spacing w:after="20" w:before="100"/>
+      </w:pPr>
+      <w:r>
+        <w:rPr>
+          <w:b/>
+          <w:bCs/>
+          <w:sz w:val="22"/>
+          <w:szCs w:val="22"/>
+        </w:rPr>
+        <w:t xml:space="preserve">Treating doctors / nurses / technicians (as applicable)</w:t>
       </w:r>
     </w:p>
     <w:p>
@@ -1064,7 +1106,21 @@
           <w:sz w:val="22"/>
           <w:szCs w:val="22"/>
         </w:rPr>
-        <w:t xml:space="preserve">Pain Management Lead</w:t>
+        <w:t xml:space="preserve">Deliver care as written; escalate stop-work triggers without delay.</w:t>
+      </w:r>
+    </w:p>
+    <w:p>
+      <w:pPr>
+        <w:spacing w:after="20" w:before="100"/>
+      </w:pPr>
+      <w:r>
+        <w:rPr>
+          <w:b/>
+          <w:bCs/>
+          <w:sz w:val="22"/>
+          <w:szCs w:val="22"/>
+        </w:rPr>
+        <w:t xml:space="preserve">Quality Coordinator</w:t>
       </w:r>
     </w:p>
     <w:p>
@@ -1081,7 +1137,28 @@
           <w:sz w:val="22"/>
           <w:szCs w:val="22"/>
         </w:rPr>
-        <w:t xml:space="preserve">Owns day-to-day implementation and records for this standard.</w:t>
+        <w:t xml:space="preserve">Audits this policy «quarterly»; holds training acknowledgements.</w:t>
+      </w:r>
+    </w:p>
+    <w:p>
+      <w:pPr>
+        <w:pStyle w:val="Heading1"/>
+        <w:spacing w:after="120" w:before="280"/>
+      </w:pPr>
+      <w:r>
+        <w:t xml:space="preserve">7. Quality monitoring (RCA → CAPA)</w:t>
+      </w:r>
+    </w:p>
+    <w:p>
+      <w:pPr>
+        <w:spacing w:after="140"/>
+      </w:pPr>
+      <w:r>
+        <w:rPr>
+          <w:sz w:val="22"/>
+          <w:szCs w:val="22"/>
+        </w:rPr>
+        <w:t xml:space="preserve">The Quality Coordinator audits this policy «quarterly». The audit reviews:</w:t>
       </w:r>
     </w:p>
     <w:p>
@@ -1098,7 +1175,7 @@
           <w:sz w:val="22"/>
           <w:szCs w:val="22"/>
         </w:rPr>
-        <w:t xml:space="preserve">Treating doctors / nurses / technicians (as applicable)</w:t>
+        <w:t xml:space="preserve">Records for a sample of this standard's objective elements, checked against the What-we-do steps.</w:t>
       </w:r>
     </w:p>
     <w:p>
@@ -1115,7 +1192,7 @@
           <w:sz w:val="22"/>
           <w:szCs w:val="22"/>
         </w:rPr>
-        <w:t xml:space="preserve">Deliver care as written; escalate stop-work triggers without delay.</w:t>
+        <w:t xml:space="preserve">Documentary evidence is on file for each asterisked objective element in the sample.</w:t>
       </w:r>
     </w:p>
     <w:p>
@@ -1132,33 +1209,7 @@
           <w:sz w:val="22"/>
           <w:szCs w:val="22"/>
         </w:rPr>
-        <w:t xml:space="preserve">Quality Coordinator</w:t>
-      </w:r>
-    </w:p>
-    <w:p>
-      <w:pPr>
-        <w:pStyle w:val="ListParagraph"/>
-        <w:numPr>
-          <w:ilvl w:val="0"/>
-          <w:numId w:val="1"/>
-        </w:numPr>
-        <w:spacing w:after="60"/>
-      </w:pPr>
-      <w:r>
-        <w:rPr>
-          <w:sz w:val="22"/>
-          <w:szCs w:val="22"/>
-        </w:rPr>
-        <w:t xml:space="preserve">Audits this policy «quarterly»; holds training acknowledgements.</w:t>
-      </w:r>
-    </w:p>
-    <w:p>
-      <w:pPr>
-        <w:pStyle w:val="Heading1"/>
-        <w:spacing w:after="120" w:before="280"/>
-      </w:pPr>
-      <w:r>
-        <w:t xml:space="preserve">7. Quality monitoring (RCA → CAPA)</w:t>
+        <w:t xml:space="preserve">Stop-work events (if any) are logged with outcome.</w:t>
       </w:r>
     </w:p>
     <w:p>
@@ -1170,87 +1221,7 @@
           <w:sz w:val="22"/>
           <w:szCs w:val="22"/>
         </w:rPr>
-        <w:t xml:space="preserve">The Quality Coordinator audits this policy «quarterly».</w:t>
-      </w:r>
-    </w:p>
-    <w:p>
-      <w:pPr>
-        <w:spacing w:after="140"/>
-      </w:pPr>
-      <w:r>
-        <w:rPr>
-          <w:sz w:val="22"/>
-          <w:szCs w:val="22"/>
-        </w:rPr>
-        <w:t xml:space="preserve">What is monitored each quarter:</w:t>
-      </w:r>
-    </w:p>
-    <w:p>
-      <w:pPr>
-        <w:pStyle w:val="ListParagraph"/>
-        <w:numPr>
-          <w:ilvl w:val="0"/>
-          <w:numId w:val="1"/>
-        </w:numPr>
-        <w:spacing w:after="60"/>
-      </w:pPr>
-      <w:r>
-        <w:rPr>
-          <w:sz w:val="22"/>
-          <w:szCs w:val="22"/>
-        </w:rPr>
-        <w:t xml:space="preserve">Sample of records for each OE COP.17.a–d.</w:t>
-      </w:r>
-    </w:p>
-    <w:p>
-      <w:pPr>
-        <w:pStyle w:val="ListParagraph"/>
-        <w:numPr>
-          <w:ilvl w:val="0"/>
-          <w:numId w:val="1"/>
-        </w:numPr>
-        <w:spacing w:after="60"/>
-      </w:pPr>
-      <w:r>
-        <w:rPr>
-          <w:sz w:val="22"/>
-          <w:szCs w:val="22"/>
-        </w:rPr>
-        <w:t xml:space="preserve">Asterisked elements (a) have document evidence as required.</w:t>
-      </w:r>
-    </w:p>
-    <w:p>
-      <w:pPr>
-        <w:pStyle w:val="ListParagraph"/>
-        <w:numPr>
-          <w:ilvl w:val="0"/>
-          <w:numId w:val="1"/>
-        </w:numPr>
-        <w:spacing w:after="60"/>
-      </w:pPr>
-      <w:r>
-        <w:rPr>
-          <w:sz w:val="22"/>
-          <w:szCs w:val="22"/>
-        </w:rPr>
-        <w:t xml:space="preserve">CORE elements (none) show no critical gaps in the sample.</w:t>
-      </w:r>
-    </w:p>
-    <w:p>
-      <w:pPr>
-        <w:pStyle w:val="ListParagraph"/>
-        <w:numPr>
-          <w:ilvl w:val="0"/>
-          <w:numId w:val="1"/>
-        </w:numPr>
-        <w:spacing w:after="60"/>
-      </w:pPr>
-      <w:r>
-        <w:rPr>
-          <w:sz w:val="22"/>
-          <w:szCs w:val="22"/>
-        </w:rPr>
-        <w:t xml:space="preserve">Stop-work events (if any) are logged with outcome.</w:t>
+        <w:t xml:space="preserve">Root-cause analysis is required when a gap found in this audit remains open beyond «90 days».</w:t>
       </w:r>
     </w:p>
     <w:p>
@@ -2718,7 +2689,7 @@
           <w:sz w:val="22"/>
           <w:szCs w:val="22"/>
         </w:rPr>
-        <w:t xml:space="preserve">Records showing COP.17.a was followed for sampled patients/cases.</w:t>
+        <w:t xml:space="preserve">Written pain-management guidance.</w:t>
       </w:r>
     </w:p>
     <w:p>
@@ -2735,7 +2706,7 @@
           <w:sz w:val="22"/>
           <w:szCs w:val="22"/>
         </w:rPr>
-        <w:t xml:space="preserve">Written guidance / protocol referenced for this element (where required).</w:t>
+        <w:t xml:space="preserve">Pain-management outcome record for a sampled patient.</w:t>
       </w:r>
     </w:p>
     <w:p>
@@ -2752,7 +2723,16 @@
           <w:sz w:val="22"/>
           <w:szCs w:val="22"/>
         </w:rPr>
-        <w:t xml:space="preserve">Audit sample notes for COP.17.a reviewed «quarterly».</w:t>
+        <w:t xml:space="preserve">Staff-training record.</w:t>
+      </w:r>
+    </w:p>
+    <w:p>
+      <w:pPr>
+        <w:pStyle w:val="Heading2"/>
+        <w:spacing w:after="100" w:before="220"/>
+      </w:pPr>
+      <w:r>
+        <w:t xml:space="preserve">COP.17.b — Patients are screened for pain.</w:t>
       </w:r>
     </w:p>
     <w:p>
@@ -2769,16 +2749,7 @@
           <w:sz w:val="22"/>
           <w:szCs w:val="22"/>
         </w:rPr>
-        <w:t xml:space="preserve">Documented evidence specifically required by the asterisked interpretation.</w:t>
-      </w:r>
-    </w:p>
-    <w:p>
-      <w:pPr>
-        <w:pStyle w:val="Heading2"/>
-        <w:spacing w:after="100" w:before="220"/>
-      </w:pPr>
-      <w:r>
-        <w:t xml:space="preserve">COP.17.b — Patients are screened for pain.</w:t>
+        <w:t xml:space="preserve">Pain-screening record at defined points (for example admission).</w:t>
       </w:r>
     </w:p>
     <w:p>
@@ -2795,7 +2766,7 @@
           <w:sz w:val="22"/>
           <w:szCs w:val="22"/>
         </w:rPr>
-        <w:t xml:space="preserve">Records showing COP.17.b was followed for sampled patients/cases.</w:t>
+        <w:t xml:space="preserve">Screening-tool documentation.</w:t>
       </w:r>
     </w:p>
     <w:p>
@@ -2812,7 +2783,16 @@
           <w:sz w:val="22"/>
           <w:szCs w:val="22"/>
         </w:rPr>
-        <w:t xml:space="preserve">Written guidance / protocol referenced for this element (where required).</w:t>
+        <w:t xml:space="preserve">Screening-frequency record.</w:t>
+      </w:r>
+    </w:p>
+    <w:p>
+      <w:pPr>
+        <w:pStyle w:val="Heading2"/>
+        <w:spacing w:after="100" w:before="220"/>
+      </w:pPr>
+      <w:r>
+        <w:t xml:space="preserve">COP.17.c — Patients with pain undergo detailed assessment and periodic re- assessment .</w:t>
       </w:r>
     </w:p>
     <w:p>
@@ -2829,16 +2809,7 @@
           <w:sz w:val="22"/>
           <w:szCs w:val="22"/>
         </w:rPr>
-        <w:t xml:space="preserve">Audit sample notes for COP.17.b reviewed «quarterly».</w:t>
-      </w:r>
-    </w:p>
-    <w:p>
-      <w:pPr>
-        <w:pStyle w:val="Heading2"/>
-        <w:spacing w:after="100" w:before="220"/>
-      </w:pPr>
-      <w:r>
-        <w:t xml:space="preserve">COP.17.c — Patients with pain undergo detailed assessment and periodic re- assessment .</w:t>
+        <w:t xml:space="preserve">Detailed pain-assessment record for a screened-positive patient.</w:t>
       </w:r>
     </w:p>
     <w:p>
@@ -2855,7 +2826,7 @@
           <w:sz w:val="22"/>
           <w:szCs w:val="22"/>
         </w:rPr>
-        <w:t xml:space="preserve">Records showing COP.17.c was followed for sampled patients/cases.</w:t>
+        <w:t xml:space="preserve">Periodic-reassessment record.</w:t>
       </w:r>
     </w:p>
     <w:p>
@@ -2872,7 +2843,16 @@
           <w:sz w:val="22"/>
           <w:szCs w:val="22"/>
         </w:rPr>
-        <w:t xml:space="preserve">Written guidance / protocol referenced for this element (where required).</w:t>
+        <w:t xml:space="preserve">Assessment-tool documentation.</w:t>
+      </w:r>
+    </w:p>
+    <w:p>
+      <w:pPr>
+        <w:pStyle w:val="Heading2"/>
+        <w:spacing w:after="100" w:before="220"/>
+      </w:pPr>
+      <w:r>
+        <w:t xml:space="preserve">COP.17.d — Pain alleviation measures or medications are initiated and titrated according to the patient’s need and response.</w:t>
       </w:r>
     </w:p>
     <w:p>
@@ -2889,16 +2869,7 @@
           <w:sz w:val="22"/>
           <w:szCs w:val="22"/>
         </w:rPr>
-        <w:t xml:space="preserve">Audit sample notes for COP.17.c reviewed «quarterly».</w:t>
-      </w:r>
-    </w:p>
-    <w:p>
-      <w:pPr>
-        <w:pStyle w:val="Heading2"/>
-        <w:spacing w:after="100" w:before="220"/>
-      </w:pPr>
-      <w:r>
-        <w:t xml:space="preserve">COP.17.d — Pain alleviation measures or medications are initiated and titrated according to the patient’s need and response.</w:t>
+        <w:t xml:space="preserve">Pain-alleviation or medication record titrated to patient need and response.</w:t>
       </w:r>
     </w:p>
     <w:p>
@@ -2915,7 +2886,7 @@
           <w:sz w:val="22"/>
           <w:szCs w:val="22"/>
         </w:rPr>
-        <w:t xml:space="preserve">Records showing COP.17.d was followed for sampled patients/cases.</w:t>
+        <w:t xml:space="preserve">Titration-documentation record.</w:t>
       </w:r>
     </w:p>
     <w:p>
@@ -2932,24 +2903,7 @@
           <w:sz w:val="22"/>
           <w:szCs w:val="22"/>
         </w:rPr>
-        <w:t xml:space="preserve">Written guidance / protocol referenced for this element (where required).</w:t>
-      </w:r>
-    </w:p>
-    <w:p>
-      <w:pPr>
-        <w:pStyle w:val="ListParagraph"/>
-        <w:numPr>
-          <w:ilvl w:val="0"/>
-          <w:numId w:val="1"/>
-        </w:numPr>
-        <w:spacing w:after="60"/>
-      </w:pPr>
-      <w:r>
-        <w:rPr>
-          <w:sz w:val="22"/>
-          <w:szCs w:val="22"/>
-        </w:rPr>
-        <w:t xml:space="preserve">Audit sample notes for COP.17.d reviewed «quarterly».</w:t>
+        <w:t xml:space="preserve">Response-monitoring record.</w:t>
       </w:r>
     </w:p>
     <w:p>

--- a/policies/build/masters_hco/HCO.COP.17_v2_master.docx
+++ b/policies/build/masters_hco/HCO.COP.17_v2_master.docx
@@ -692,7 +692,7 @@
           <w:sz w:val="22"/>
           <w:szCs w:val="22"/>
         </w:rPr>
-        <w:t xml:space="preserve">It covers objective elements COP.17.a–d (4 elements).</w:t>
+        <w:t xml:space="preserve">This policy covers all 4 requirements under this standard, listed in detail below.</w:t>
       </w:r>
     </w:p>
     <w:p>
@@ -704,7 +704,7 @@
           <w:sz w:val="22"/>
           <w:szCs w:val="22"/>
         </w:rPr>
-        <w:t xml:space="preserve">This policy owns COP.17. Related AAC, PRE, IPC/HIC, HRM and MOM duties stay with those policies — cross-reference only.</w:t>
+        <w:t xml:space="preserve">This policy covers pain management specifically. Related duties — like patient assessment, patient rights, infection control, staffing, or medication management — are covered in the hospital's other policies, not repeated here.</w:t>
       </w:r>
     </w:p>
     <w:p>
@@ -749,7 +749,7 @@
           <w:sz w:val="22"/>
           <w:szCs w:val="22"/>
         </w:rPr>
-        <w:t xml:space="preserve">It covers 4 objective elements (COP.17.a, COP.17.b, COP.17.c, COP.17.d).</w:t>
+        <w:t xml:space="preserve">This policy covers all 4 requirements under this standard, listed in detail below.</w:t>
       </w:r>
     </w:p>
     <w:p>
@@ -761,7 +761,7 @@
           <w:sz w:val="22"/>
           <w:szCs w:val="22"/>
         </w:rPr>
-        <w:t xml:space="preserve">Boundaries: do not overwrite HCO AAC policies. Spell out abbreviations on first use in training materials.</w:t>
+        <w:t xml:space="preserve">This policy covers pain management specifically. Related duties — like patient assessment, patient rights, infection control, staffing, or medication management — are covered in the hospital's other policies, not repeated here. Spell out abbreviations on first use in training materials.</w:t>
       </w:r>
     </w:p>
     <w:p>
